--- a/Datos_y_Metodos_v2.docx
+++ b/Datos_y_Metodos_v2.docx
@@ -14,7 +14,7 @@
           <w:color w:val="000000"/>
           <w:sz w:val="28"/>
         </w:rPr>
-        <w:t>2. Datos y métodos</w:t>
+        <w:t>2. Métodos</w:t>
       </w:r>
     </w:p>
     <w:p>
@@ -29,7 +29,7 @@
           <w:color w:val="000000"/>
           <w:sz w:val="24"/>
         </w:rPr>
-        <w:t>2.1 Conjuntos de datos, dominio y períodos</w:t>
+        <w:t>2.1 Datos</w:t>
       </w:r>
     </w:p>
     <w:p>
@@ -46,7 +46,7 @@
           <w:color w:val="000000"/>
           <w:sz w:val="24"/>
         </w:rPr>
-        <w:t>El análisis utiliza dos fuentes de precipitación diaria. Como referencia observacional del período histórico se emplea CR2MET v2.5 (Centro de Ciencia del Clima y la Resiliencia, CR2), un producto gridded de precipitación diaria para Chile en una grilla regular de latitud–longitud (~0,05°; ~5 km), con unidades en mm día⁻¹. CR2MET combina observaciones de estación con información de reanálisis y se usa de manera rutinaria como referencia hidroclimática en el país (Álvarez-Garretón et al., 2018; Latoja et al., 2025). Como modelo climático regional se utiliza ALADIN CHP12 (configuración CNRM-ALADIN64 v1, dominio chileno de ~12 km), forzado por el modelo global CNRM-ESM2-1 (miembro r1i1p1f2). La precipitación de ALADIN se entrega en kg m⁻² s⁻¹ y se convierte a mm día⁻¹ multiplicando por 86 400. Se emplea un único RCM y un único escenario de altas emisiones (SSP5-8.5) de manera deliberada: el objetivo no es un ensamble de incertidumbre, sino evaluar la persistencia de rachas secas dentro de un mismo modelo, en el histórico y en el futuro.</w:t>
+        <w:t>El análisis utiliza dos fuentes de precipitación diaria. Como referencia observacional del período histórico se emplea CR2MET v2.5 (Centro de Ciencia del Clima y la Resiliencia, CR2), un producto gridded de precipitación diaria para Chile en una grilla regular de latitud–longitud (~0,05°; ~5 km), con unidades en mm día⁻¹. CR2MET combina observaciones de estación con información de reanálisis y se usa de manera rutinaria como referencia hidroclimática en el país (Álvarez-Garretón et al., 2018; Latoja et al., 2025; Herrera-Marín et al., 2026). Como modelo climático regional se utiliza ALADIN CHP12 (configuración CNRM-ALADIN64 v1, dominio chileno de ~12 km), forzado por el modelo global CNRM-ESM2-1 (miembro r1i1p1f2). La precipitación de ALADIN se entrega en kg m⁻² s⁻¹ y se convierte a mm día⁻¹ multiplicando por 86 400. Se emplea un único RCM y un único escenario de altas emisiones (SSP5-8.5) de manera deliberada: el objetivo no es un ensamble de incertidumbre, sino evaluar la persistencia de rachas secas dentro de un mismo modelo, en el histórico y en el futuro.</w:t>
       </w:r>
     </w:p>
     <w:p>
@@ -650,7 +650,7 @@
           <w:color w:val="000000"/>
           <w:sz w:val="24"/>
         </w:rPr>
-        <w:t>Se define wet day (día húmedo) como un día con precipitación diaria pr ≥ R, donde R es un umbral en mm día⁻¹, y dry day (día seco) como un día con pr &lt; R. Un dry spell es una racha consecutiva de dry days; su duración t es el número de días de la racha, con mínimo de un día (Figura 2). El umbral de 1 mm día⁻¹ en CR2MET sigue la convención ETCCDI/Climdex usada para CDD (Zhang et al., 2011; Sillmann et al., 2013a). Los días con valor faltante (NaN) no se tratan como secos. Las rachas que comienzan en el primer día o terminan en el último día de cada ventana temporal se excluyen, para evitar spells censurados por el borde del período.</w:t>
+        <w:t>Se define wet day (día húmedo) como un día con precipitación diaria pr ≥ R, donde R es un umbral en mm día⁻¹, y dry day (día seco) como un día con pr &lt; R. Un dry spell es una racha consecutiva de dry days; su duración t es el número de días de la racha, con mínimo de un día (Figura 2). El umbral de 1 mm día⁻¹ en CR2MET sigue la convención ETCCDI/Climdex usada para CDD (Zhang et al., 2011; Sillmann et al., 2013a) y la misma definición operativa de dry day que Latoja et al. (2025) y Herrera-Marín et al. (2026). Los días con valor faltante (NaN) no se tratan como secos. Sobre cada ventana temporal (1980–2014 o 2040–2074), primero se identifican todas las rachas en la serie diaria completa. Se excluyen las rachas censuradas: aquellas que comienzan el primer día de la ventana o terminan el último día, porque su duración verdadera es desconocida. Las rachas que ya estaban activas al inicio del período (p. ej., una sequía multianual en curso en enero de 1980) no se cuentan como un nuevo evento en 1980; solo entran spells cuyo inicio queda dentro de la ventana y cuya duración está completamente observada. En Loa, donde las rachas pueden superar varios años, esta regla evita subestimar o sobrestimar duraciones en los bordes del período.</w:t>
       </w:r>
     </w:p>
     <w:p>
@@ -667,7 +667,7 @@
           <w:color w:val="000000"/>
           <w:sz w:val="24"/>
         </w:rPr>
-        <w:t>A diferencia del índice CDD —el máximo anual de días secos consecutivos, que en muchas implementaciones se interrumpe al cambio de año (Sillmann et al., 2013a)—, aquí un dry spell puede cruzar el 1 de enero. En el norte árido eso es esencial: las rachas de cientos de días no caben en un año calendario. El objeto de estudio es, por tanto, la duración de cada racha, no el máximo anual.</w:t>
+        <w:t>A diferencia del índice CDD —el máximo anual de días secos consecutivos, que en muchas implementaciones se interrumpe al cambio de año (Sillmann et al., 2013a)—, aquí un dry spell puede cruzar el 1 de enero dentro de la ventana de análisis: la racha se conserva entera y se etiqueta con el año calendario de su inicio. En el norte árido eso es esencial, porque las rachas de cientos de días no caben en un año calendario. Tampoco se restringe el análisis al invierno austral, a diferencia de Herrera-Marín et al. (2026), quienes modelan inicios de racha en mayo–agosto. El objeto de estudio es la duración de cada racha a lo largo del año, no el máximo anual ni la tasa de onsets.</w:t>
       </w:r>
     </w:p>
     <w:p>
@@ -740,7 +740,7 @@
           <w:color w:val="000000"/>
           <w:sz w:val="24"/>
         </w:rPr>
-        <w:t>La comparación histórica entre CR2MET y ALADIN no puede hacerse con el mismo umbral fijo. Con R = 1 mm día⁻¹ en ambos productos, ALADIN presenta una fracción espacial media de días húmedos sustancialmente mayor que CR2MET (30,68 % frente a 20,94 %), coherente con el sesgo de llovizna de los modelos (Stephens et al., 2010; Petrova et al., 2024). Ese exceso de días húmedos fragmenta las rachas secas y genera spells artificialmente más cortos y numerosos. Por ello el análisis principal adopta el criterio i (umbral global calibrado): CR2MET con R = 1 mm día⁻¹ y ALADIN con R₀ = 5,285 mm día⁻¹, elegido para igualar la fracción espacial media de wet days de CR2MET a 1 mm (§2.3). Denotamos este umbral como R₀ —y no como τ*— para no confundirlo con el exponente de leyes de potencia en PDFs de precipitación diaria (Martinez-Villalobos et al., 2022).</w:t>
+        <w:t>La comparación histórica entre CR2MET y ALADIN no puede hacerse con el mismo umbral fijo. Con R = 1 mm día⁻¹ en ambos productos, ALADIN presenta una fracción espacial media de días húmedos sustancialmente mayor que CR2MET (30,68 % frente a 20,94 %), coherente con el sesgo de llovizna de los modelos (Stephens et al., 2010; Petrova et al., 2024). Ese exceso de días húmedos fragmenta las rachas secas y genera spells artificialmente más cortos y numerosos. Por ello el análisis principal adopta el criterio i (umbral global calibrado): CR2MET con R = 1 mm día⁻¹ y ALADIN con R₀ = 5,285 mm día⁻¹, elegido para igualar la fracción espacial media de wet days de CR2MET a 1 mm (§2.3). La lógica de emparejar primero la frecuencia de días húmedos antes de comparar estadísticas de rachas sigue Martinez-Villalobos et al. (2022; JCLI-D-21-0590).</w:t>
       </w:r>
     </w:p>
     <w:p>
@@ -1241,7 +1241,7 @@
           <w:color w:val="000000"/>
           <w:sz w:val="24"/>
         </w:rPr>
-        <w:t>Esta calibración sigue la lógica de emparejar la frecuencia de días húmedos antes de comparar estadísticas de rachas o intensidades (Martinez-Villalobos et al., 2022). R₀ es un paso metodológico previo, no la pregunta científica central. Igualar la fracción de wet days no implica igualdad en intensidad, en variabilidad interanual ni en la distribución de duraciones: eso se verifica en la evaluación histórica (§3). La variante local R₀(x,y) reduce residuos espaciales del sesgo de wet days, pero introduce un campo de umbrales heterogéneo; por ello se reserva a sensibilidad.</w:t>
+        <w:t>Esta calibración sigue la lógica de emparejar la frecuencia de días húmedos antes de comparar estadísticas de rachas o intensidades (Martinez-Villalobos et al., 2022; JCLI-D-21-0590). R₀ es un paso metodológico previo, no la pregunta científica central; la evaluación histórica (§3) verifica si, tras igualar wet days, ALADIN reproduce la distribución de duraciones. La variante local R₀(x,y) reduce residuos espaciales del sesgo de wet days, pero introduce un campo de umbrales heterogéneo; por ello se reserva a sensibilidad (§2.7).</w:t>
       </w:r>
     </w:p>
     <w:p>
@@ -1256,7 +1256,7 @@
           <w:color w:val="000000"/>
           <w:sz w:val="24"/>
         </w:rPr>
-        <w:t>2.4 Construcción y normalización de las PDFs</w:t>
+        <w:t>2.4 Construcción de las PDFs</w:t>
       </w:r>
     </w:p>
     <w:p>
@@ -1273,57 +1273,7 @@
           <w:color w:val="000000"/>
           <w:sz w:val="24"/>
         </w:rPr>
-        <w:t>Para caracterizar la distribución de duraciones se construyen PDFs empíricas de la variable t (días). Los bins son aproximadamente uniformes en el espacio log(t), de modo que la representación natural sea en escala log–log, siguiendo la convención de PDFs de precipitación diaria (Martinez-Villalobos y Neelin, 2018; Martinez-Villalobos et al., 2022). En cada bin, f(t) es el cociente entre el número de spells en el intervalo y el ancho del bin.</w:t>
-      </w:r>
-    </w:p>
-    <w:p>
-      <w:pPr>
-        <w:spacing w:after="160" w:before="0" w:line="360" w:lineRule="auto"/>
-        <w:ind w:firstLine="432"/>
-        <w:jc w:val="both"/>
-      </w:pPr>
-      <w:r>
-        <w:rPr>
-          <w:rFonts w:ascii="Times New Roman" w:hAnsi="Times New Roman" w:eastAsia="Times New Roman"/>
-          <w:b w:val="0"/>
-          <w:i w:val="0"/>
-          <w:color w:val="000000"/>
-          <w:sz w:val="24"/>
-        </w:rPr>
-        <w:t>A diferencia de una densidad clásica —cuya integral respecto de t iguala 1—, aquí se normaliza de modo que</w:t>
-      </w:r>
-    </w:p>
-    <w:p>
-      <w:pPr>
-        <w:spacing w:before="160" w:after="160"/>
-        <w:jc w:val="center"/>
-      </w:pPr>
-      <w:r>
-        <w:rPr>
-          <w:rFonts w:ascii="Times New Roman" w:hAnsi="Times New Roman" w:eastAsia="Times New Roman"/>
-          <w:b w:val="0"/>
-          <w:i/>
-          <w:color w:val="000000"/>
-          <w:sz w:val="24"/>
-        </w:rPr>
-        <w:t>(1)    ∫₀^∞ f(t) dt = n_spells</w:t>
-      </w:r>
-    </w:p>
-    <w:p>
-      <w:pPr>
-        <w:spacing w:after="160" w:before="0" w:line="360" w:lineRule="auto"/>
-        <w:ind w:firstLine="432"/>
-        <w:jc w:val="both"/>
-      </w:pPr>
-      <w:r>
-        <w:rPr>
-          <w:rFonts w:ascii="Times New Roman" w:hAnsi="Times New Roman" w:eastAsia="Times New Roman"/>
-          <w:b w:val="0"/>
-          <w:i w:val="0"/>
-          <w:color w:val="000000"/>
-          <w:sz w:val="24"/>
-        </w:rPr>
-        <w:t>donde n_spells es el número total de dry spells del conjunto (cuenca × período × producto). Esta convención preserva a la vez la forma de la distribución y el número de eventos. Normalizar a 1 ocultaría si el futuro produce más o menos spells que el histórico, información relevante cuando cambian simultáneamente la frecuencia y la cola. La PDF no es una tendencia temporal: describe cómo se reparten las rachas en un pool de eventos; una tendencia describe la evolución año a año de un estadístico. Como complemento escalar se reportan media, mediana, percentiles 90 y 99 (p90, p99) y el máximo del pool.</w:t>
+        <w:t>Para caracterizar la distribución de duraciones se construyen PDFs empíricas de la variable t (días). Se usan 25 bins con bordes aproximadamente uniformes en log₁₀(t): primero se fijan los extremos como el mínimo y máximo entero de las duraciones del panel, se generan 26 bordes con np.logspace entre esos extremos y se redondean a enteros (bordes comunes para todos los productos y períodos de una misma cuenca, de modo que las figuras sean comparables). En cada bin, f(t) es el cociente entre el número de spells en el intervalo y el ancho del bin; la normalización hace que el área bajo la curva sea igual al número total de spells del pool (no a 1), de modo que cambios en frecuencia y en forma sean visibles a la vez. Como complemento escalar se reportan media, mediana, percentiles 90 y 99 (p90, p99) y el máximo del pool.</w:t>
       </w:r>
     </w:p>
     <w:p>
@@ -1372,7 +1322,7 @@
           <w:color w:val="000000"/>
           <w:sz w:val="24"/>
         </w:rPr>
-        <w:t>Para los mapas se calculan, en cada píxel, la duración media y el percentil 99 de las duraciones (t99), y se reportan las diferencias Δ = ALADIN − CR2MET en 1980–2014. La significancia se evalúa con bootstrap por años: se remuestrean años completos —no días sueltos— para respetar la autocorrelación temporal, se reconstruye el pool de spells de los años sorteados y se recalcula la métrica en cada réplica (1 000 réplicas). Una diferencia se considera significativa al 95 % cuando el intervalo de confianza de Δ no incluye el cero.</w:t>
+        <w:t>Para los mapas se calculan, en cada píxel, la duración media y el percentil 99 de las duraciones (t99), y se reportan las diferencias Δ = ALADIN − CR2MET en 1980–2014. La significancia se evalúa con bootstrap por años (1 000 réplicas, semilla fija). El procedimiento es el siguiente: (i) identificar spells completos en la serie diaria de cada píxel; (ii) asignar cada spell al año calendario de su inicio (los spells que cruzan el 1 de enero permanecen enteros y se agrupan por año de onset); (iii) formar un diccionario {año: duraciones} por píxel; (iv) en cada réplica, remuestrear años con reemplazo (no bloques diarios), concatenar las duraciones de los años sorteados y recalcular la métrica; (v) construir el IC95 como percentiles 2,5 y 97,5 de la distribución bootstrap de Δ (no BCa). Una diferencia se considera significativa al 95 % cuando el IC95 de Δ no incluye el cero.</w:t>
       </w:r>
     </w:p>
     <w:p>
@@ -1454,7 +1404,7 @@
           <w:color w:val="000000"/>
           <w:sz w:val="24"/>
         </w:rPr>
-        <w:t>Los risk ratios se estiman sobre pools por región administrativa, considerando spells cuyo día de inicio cae entre marzo y noviembre. En Chile central el verano (diciembre–febrero) es seco de manera climatológica, de modo que las rachas que empiezan en pleno verano reflejan en gran parte la estación seca esperada. Mar–nov enfoca las rachas que interrumpen la temporada de lluvias y la transición, más relevantes para recarga y agricultura. Se calculan curvas RR versus D e intervalos de confianza al 95 % mediante bootstrap por años (1 000 réplicas). Se interpreta aumento significativo cuando RR &gt; 1 y el IC95 queda por completo por encima de 1. Cuando la probabilidad histórica de spells ≥ D es muy baja —típico del sur húmedo para D grandes—, el cociente puede volverse grande e inestable; un IC95 amplio refleja entonces rareza de eventos, no necesariamente una señal climática robusta.</w:t>
+        <w:t>Los risk ratios se estiman sobre pools por región administrativa, considerando spells cuyo día de inicio cae entre marzo y noviembre. En Chile central el verano (diciembre–febrero) es seco de manera climatológica, de modo que las rachas que empiezan en pleno verano reflejan en gran parte la estación seca esperada. Mar–nov enfoca las rachas que interrumpen la temporada de lluvias y la transición, más relevantes para recarga y agricultura. Se calculan curvas RR versus D e intervalos de confianza al 95 % mediante el mismo bootstrap por años de inicio descrito arriba: spells identificados en la serie completa, agrupados por año de onset, remuestreo de años con reemplazo e IC95 por percentiles 2,5 y 97,5 de la distribución bootstrap de RR (1 000 réplicas). Se interpreta aumento significativo cuando RR &gt; 1 y el IC95 queda por completo queda por completo por encima de 1. Cuando la probabilidad histórica de spells ≥ D es muy baja —típico del sur húmedo para D grandes—, el cociente puede volverse grande e inestable; un IC95 amplio refleja entonces rareza de eventos, no necesariamente una señal climática robusta.</w:t>
       </w:r>
     </w:p>
     <w:p>
@@ -1486,63 +1436,22 @@
           <w:color w:val="000000"/>
           <w:sz w:val="24"/>
         </w:rPr>
-        <w:t>Para documentar que las conclusiones históricas dependen del umbral, se comparan en Loa, Maule y Biobío cuatro series en 1980–2014: CR2MET a 1 mm, ALADIN a 1 mm, ALADIN a R₀ global y ALADIN a R₀ local (Figura 4). Sin calibración, el modelo produce muchos más spells y de menor duración —en Loa, la media pasa de ~66 días en CR2MET a ~27 días en ALADIN—, precisamente porque el exceso de días húmedos parte las rachas. Con R₀ global o local, las PDFs de ALADIN se acercan a CR2MET en forma y en número de eventos. Eso justifica el criterio i como configuración principal. El mapa de R₀ local se reserva a material suplementario.</w:t>
+        <w:t>Como experimento de sensibilidad, se comparan en Loa, Maule y Biobío cuatro configuraciones en 1980–2014: CR2MET a 1 mm, ALADIN a 1 mm, ALADIN a R₀ global y ALADIN a R₀ local. Para cada cuenca se construyen PDFs con el mismo esquema de binning log (§2.4). Los resultados de este experimento —incluida la Figura 4— se presentan en §3.2; aquí solo se define el diseño.</w:t>
       </w:r>
     </w:p>
     <w:p>
       <w:pPr>
-        <w:spacing w:before="160" w:after="40"/>
-        <w:jc w:val="center"/>
-      </w:pPr>
-      <w:r>
-        <w:drawing>
-          <wp:inline xmlns:a="http://schemas.openxmlformats.org/drawingml/2006/main" xmlns:pic="http://schemas.openxmlformats.org/drawingml/2006/picture">
-            <wp:extent cx="5120640" cy="10247697"/>
-            <wp:docPr id="4" name="Picture 4"/>
-            <wp:cNvGraphicFramePr>
-              <a:graphicFrameLocks noChangeAspect="1"/>
-            </wp:cNvGraphicFramePr>
-            <a:graphic>
-              <a:graphicData uri="http://schemas.openxmlformats.org/drawingml/2006/picture">
-                <pic:pic>
-                  <pic:nvPicPr>
-                    <pic:cNvPr id="0" name="fig04_calibracion_umbral_panel.png"/>
-                    <pic:cNvPicPr/>
-                  </pic:nvPicPr>
-                  <pic:blipFill>
-                    <a:blip r:embed="rId12"/>
-                    <a:stretch>
-                      <a:fillRect/>
-                    </a:stretch>
-                  </pic:blipFill>
-                  <pic:spPr>
-                    <a:xfrm>
-                      <a:off x="0" y="0"/>
-                      <a:ext cx="5120640" cy="10247697"/>
-                    </a:xfrm>
-                    <a:prstGeom prst="rect"/>
-                  </pic:spPr>
-                </pic:pic>
-              </a:graphicData>
-            </a:graphic>
-          </wp:inline>
-        </w:drawing>
-      </w:r>
-    </w:p>
-    <w:p>
-      <w:pPr>
-        <w:spacing w:before="80" w:after="240" w:line="276" w:lineRule="auto"/>
-        <w:jc w:val="both"/>
+        <w:spacing w:before="280" w:after="120"/>
       </w:pPr>
       <w:r>
         <w:rPr>
           <w:rFonts w:ascii="Times New Roman" w:hAnsi="Times New Roman" w:eastAsia="Times New Roman"/>
-          <w:b w:val="0"/>
-          <w:i/>
+          <w:b/>
+          <w:i w:val="0"/>
           <w:color w:val="000000"/>
-          <w:sz w:val="20"/>
+          <w:sz w:val="24"/>
         </w:rPr>
-        <w:t>Figura 4. Efecto de la calibración del umbral sobre las PDFs de duración (1980–2014) en Loa, Maule y Biobío (escala log–log). Negro: CR2MET a 1 mm. Rojo discontinuo: ALADIN a 1 mm (sin calibrar). Azul: ALADIN a R₀ global (5,285 mm). Verde: ALADIN a R₀ local. Sin calibrar, ALADIN infla spells cortos y pierde la cola; con R₀ las curvas se acercan a CR2MET. Esta figura justifica el criterio i; las PDFs históricas y futuras del análisis principal se presentan en Resultados.</w:t>
+        <w:t>2.8 Tendencias en el histórico de ALADIN</w:t>
       </w:r>
     </w:p>
     <w:p>
@@ -1559,7 +1468,24 @@
           <w:color w:val="000000"/>
           <w:sz w:val="24"/>
         </w:rPr>
-        <w:t>En síntesis, la cadena metodológica es: (1) alinear espacialmente CR2MET y ALADIN; (2) definir wet/dry days y dry spells, permitiendo que las rachas crucen el año calendario; (3) calibrar R₀ para una comparación histórica equitativa de la frecuencia de días húmedos; (4) construir PDFs con ∫ f dt = n_spells mediante pool regional por cuenca; (5) mapear media y t99 con significancia por bootstrap de años; y (6) cuantificar el cambio futuro con RR(D) e IC95, dentro de ALADIN. Las secciones siguientes aplican este marco a la evaluación histórica (§3) y a las proyecciones SSP5-8.5 (§4).</w:t>
+        <w:t>Para verificar si el propio modelo muestra deriva temporal en persistencia secas (Figura 7), se construye por píxel una serie anual de duración media y de t99. A diferencia del análisis principal (§2.2), aquí las rachas se calculan dentro de cada año calendario por separado, de modo que no cruzan el 1 de enero. Solo se usan años con al menos un número mínimo de spells por píxel (≥ 30 años válidos en 1980–2014). Sobre cada serie anual se ajusta una regresión lineal ordinaria; la pendiente se reporta en días por década. La significancia se evalúa con el p-valor bilateral de la correlación de Pearson entre año y estadístico anual (prueba t con n − 2 grados de libertad). Un píxel se marca como significativo al 5 % si p &lt; 0,05.</w:t>
+      </w:r>
+    </w:p>
+    <w:p>
+      <w:pPr>
+        <w:spacing w:after="160" w:before="0" w:line="360" w:lineRule="auto"/>
+        <w:ind w:firstLine="432"/>
+        <w:jc w:val="both"/>
+      </w:pPr>
+      <w:r>
+        <w:rPr>
+          <w:rFonts w:ascii="Times New Roman" w:hAnsi="Times New Roman" w:eastAsia="Times New Roman"/>
+          <w:b w:val="0"/>
+          <w:i w:val="0"/>
+          <w:color w:val="000000"/>
+          <w:sz w:val="24"/>
+        </w:rPr>
+        <w:t>En síntesis, la cadena metodológica es: (1) alinear espacialmente CR2MET y ALADIN; (2) definir wet/dry days y dry spells, excluyendo rachas censuradas en los bordes del período y permitiendo que las rachas crucen el año calendario dentro de la ventana; (3) calibrar R₀ para una comparación histórica equitativa de la frecuencia de días húmedos; (4) construir PDFs con bins log reproducibles y normalización a n_spells mediante pool regional por cuenca; (5) mapear media y t99 con significancia por bootstrap de años de inicio; (6) cuantificar el cambio futuro con RR(D) e IC95, dentro de ALADIN; y (7) evaluar tendencias intra-anuales en el histórico del modelo. Las secciones siguientes aplican este marco a la evaluación histórica (§3) y a las proyecciones SSP5-8.5 (§4).</w:t>
       </w:r>
     </w:p>
     <w:p>
@@ -1745,6 +1671,40 @@
           <w:sz w:val="22"/>
         </w:rPr>
         <w:t>Giorgi, F., Raffaele, F., y Coppola, E. (2019). The response of precipitation characteristics to global warming from climate projections. Earth System Dynamics, 10, 73–89. https://doi.org/10.5194/esd-10-73-2019</w:t>
+      </w:r>
+    </w:p>
+    <w:p>
+      <w:pPr>
+        <w:spacing w:after="80" w:before="0" w:line="276" w:lineRule="auto"/>
+        <w:ind w:left="709" w:hanging="709"/>
+        <w:jc w:val="both"/>
+      </w:pPr>
+      <w:r>
+        <w:rPr>
+          <w:rFonts w:ascii="Times New Roman" w:hAnsi="Times New Roman" w:eastAsia="Times New Roman"/>
+          <w:b w:val="0"/>
+          <w:i w:val="0"/>
+          <w:color w:val="000000"/>
+          <w:sz w:val="22"/>
+        </w:rPr>
+        <w:t>Herrera-Marín, M. (2026). A stochastic hazard decomposition for dry-spell onset dynamics under non-stationary hydroclimatic forcing. Stochastic Environmental Research and Risk Assessment, 40, 172. https://doi.org/10.1007/s00477-026-03309-9</w:t>
+      </w:r>
+    </w:p>
+    <w:p>
+      <w:pPr>
+        <w:spacing w:after="80" w:before="0" w:line="276" w:lineRule="auto"/>
+        <w:ind w:left="709" w:hanging="709"/>
+        <w:jc w:val="both"/>
+      </w:pPr>
+      <w:r>
+        <w:rPr>
+          <w:rFonts w:ascii="Times New Roman" w:hAnsi="Times New Roman" w:eastAsia="Times New Roman"/>
+          <w:b w:val="0"/>
+          <w:i w:val="0"/>
+          <w:color w:val="000000"/>
+          <w:sz w:val="22"/>
+        </w:rPr>
+        <w:t>Herrera-Marín, M., Rivera, D., y Godoy-Faúndez, A. (2026). Drought begets drought: self-exciting onsets, spell persistence, and network structure in hydroclimatic extremes. Environmental Research Communications, 8, 051001. https://doi.org/10.1088/2515-7620/ae639a</w:t>
       </w:r>
     </w:p>
     <w:p>
